--- a/lessons/6-4/downloads/reveal/teacher/6.4-session-2-prerequisite-practice-a.docx
+++ b/lessons/6-4/downloads/reveal/teacher/6.4-session-2-prerequisite-practice-a.docx
@@ -15,10 +15,28 @@
         <w:rPr>
           <w:rFonts w:ascii="Avenir Next" w:hAnsi="Avenir Next" w:cs="Avenir Next" w:eastAsia="Avenir Next"/>
           <w:color w:val="1A1A1A"/>
+          <w:sz w:val="22"/>
+          <w:szCs w:val="20"/>
+        </w:rPr>
+        <w:t xml:space="preserve">Name</w:t>
+      </w:r>
+      <w:r>
+        <w:rPr>
+          <w:rFonts w:ascii="Avenir Next" w:hAnsi="Avenir Next" w:cs="Avenir Next" w:eastAsia="Avenir Next"/>
+          <w:color w:val="1A1A1A"/>
           <w:sz w:val="20"/>
           <w:szCs w:val="20"/>
         </w:rPr>
-        <w:t xml:space="preserve">Name</w:t>
+        <w:tab/>
+      </w:r>
+      <w:r>
+        <w:rPr>
+          <w:rFonts w:ascii="Avenir Next" w:hAnsi="Avenir Next" w:cs="Avenir Next" w:eastAsia="Avenir Next"/>
+          <w:color w:val="1A1A1A"/>
+          <w:sz w:val="22"/>
+          <w:szCs w:val="20"/>
+        </w:rPr>
+        <w:t xml:space="preserve">   Date</w:t>
       </w:r>
       <w:r>
         <w:rPr>
@@ -33,25 +51,7 @@
         <w:rPr>
           <w:rFonts w:ascii="Avenir Next" w:hAnsi="Avenir Next" w:cs="Avenir Next" w:eastAsia="Avenir Next"/>
           <w:color w:val="1A1A1A"/>
-          <w:sz w:val="20"/>
-          <w:szCs w:val="20"/>
-        </w:rPr>
-        <w:t xml:space="preserve">   Date</w:t>
-      </w:r>
-      <w:r>
-        <w:rPr>
-          <w:rFonts w:ascii="Avenir Next" w:hAnsi="Avenir Next" w:cs="Avenir Next" w:eastAsia="Avenir Next"/>
-          <w:color w:val="1A1A1A"/>
-          <w:sz w:val="20"/>
-          <w:szCs w:val="20"/>
-        </w:rPr>
-        <w:tab/>
-      </w:r>
-      <w:r>
-        <w:rPr>
-          <w:rFonts w:ascii="Avenir Next" w:hAnsi="Avenir Next" w:cs="Avenir Next" w:eastAsia="Avenir Next"/>
-          <w:color w:val="1A1A1A"/>
-          <w:sz w:val="20"/>
+          <w:sz w:val="22"/>
           <w:szCs w:val="20"/>
         </w:rPr>
         <w:t xml:space="preserve">   Period</w:t>
@@ -78,7 +78,7 @@
           <w:caps/>
           <w:color w:val="003A70"/>
           <w:spacing w:val="12"/>
-          <w:sz w:val="19"/>
+          <w:sz w:val="22"/>
           <w:szCs w:val="19"/>
         </w:rPr>
         <w:t xml:space="preserve">Lesson 6-4  ·  Session 2  ·  Prerequisite Practice A  ·  Skill 1 of 2</w:t>
@@ -86,6 +86,7 @@
     </w:p>
     <w:p>
       <w:pPr>
+        <w:pStyle w:val="Heading1"/>
         <w:keepNext/>
         <w:spacing w:before="0" w:after="10" w:line="240" w:lineRule="auto"/>
       </w:pPr>
@@ -111,7 +112,7 @@
         <w:rPr>
           <w:rFonts w:ascii="Avenir Next" w:hAnsi="Avenir Next" w:cs="Avenir Next" w:eastAsia="Avenir Next"/>
           <w:color w:val="5A5F66"/>
-          <w:sz w:val="17"/>
+          <w:sz w:val="22"/>
           <w:szCs w:val="17"/>
         </w:rPr>
         <w:t xml:space="preserve">Builds on Grade 5 · 5.OA.A.1</w:t>
@@ -154,6 +155,7 @@
           </w:tcPr>
           <w:p>
             <w:pPr>
+              <w:pStyle w:val="Heading2"/>
               <w:spacing w:before="0" w:after="0" w:line="252" w:lineRule="auto"/>
             </w:pPr>
             <w:r>
@@ -183,7 +185,7 @@
               <w:rPr>
                 <w:rFonts w:ascii="Avenir Next" w:hAnsi="Avenir Next" w:cs="Avenir Next" w:eastAsia="Avenir Next"/>
                 <w:color w:val="1A1A1A"/>
-                <w:sz w:val="20"/>
+                <w:sz w:val="22"/>
                 <w:szCs w:val="20"/>
               </w:rPr>
               <w:t xml:space="preserve">You will evaluate 20 − 3 × 4. Multiply first: 20 − 12 = 8.</w:t>
@@ -203,6 +205,7 @@
           </w:tcPr>
           <w:p>
             <w:pPr>
+              <w:pStyle w:val="Heading2"/>
               <w:spacing w:before="0" w:after="0" w:line="252" w:lineRule="auto"/>
             </w:pPr>
             <w:r>
@@ -232,7 +235,7 @@
               <w:rPr>
                 <w:rFonts w:ascii="Avenir Next" w:hAnsi="Avenir Next" w:cs="Avenir Next" w:eastAsia="Avenir Next"/>
                 <w:color w:val="1A1A1A"/>
-                <w:sz w:val="20"/>
+                <w:sz w:val="22"/>
                 <w:szCs w:val="20"/>
               </w:rPr>
               <w:t xml:space="preserve">Multiply and divide before you add and subtract.  </w:t>
@@ -242,7 +245,7 @@
                 <w:rFonts w:ascii="Avenir Next" w:hAnsi="Avenir Next" w:cs="Avenir Next" w:eastAsia="Avenir Next"/>
                 <w:b/>
                 <w:color w:val="1A1A1A"/>
-                <w:sz w:val="20"/>
+                <w:sz w:val="22"/>
                 <w:szCs w:val="20"/>
               </w:rPr>
               <w:t xml:space="preserve">You will use it in Practice Form A, problems 1 and 8.</w:t>
@@ -253,6 +256,7 @@
     </w:tbl>
     <w:p>
       <w:pPr>
+        <w:pStyle w:val="Heading2"/>
         <w:keepNext/>
         <w:pBdr>
           <w:bottom w:val="single" w:sz="8" w:space="3" w:color="003A70"/>
@@ -268,7 +272,7 @@
           <w:b/>
           <w:color w:val="003A70"/>
           <w:spacing w:val="14"/>
-          <w:sz w:val="19"/>
+          <w:sz w:val="22"/>
           <w:szCs w:val="19"/>
         </w:rPr>
         <w:t xml:space="preserve">STEPS TO FOLLOW</w:t>
@@ -287,7 +291,7 @@
           <w:rFonts w:ascii="Avenir Next" w:hAnsi="Avenir Next" w:cs="Avenir Next" w:eastAsia="Avenir Next"/>
           <w:i/>
           <w:color w:val="5A5F66"/>
-          <w:sz w:val="17"/>
+          <w:sz w:val="22"/>
           <w:szCs w:val="17"/>
         </w:rPr>
         <w:t xml:space="preserve">use these same steps on every problem</w:t>
@@ -329,6 +333,7 @@
           </w:tcPr>
           <w:p>
             <w:pPr>
+              <w:pStyle w:val="Heading1"/>
               <w:spacing w:before="0" w:after="0" w:line="240" w:lineRule="auto"/>
               <w:jc w:val="center"/>
             </w:pPr>
@@ -357,7 +362,7 @@
               <w:rPr>
                 <w:rFonts w:ascii="Avenir Next" w:hAnsi="Avenir Next" w:cs="Avenir Next" w:eastAsia="Avenir Next"/>
                 <w:color w:val="1A1A1A"/>
-                <w:sz w:val="21"/>
+                <w:sz w:val="22"/>
                 <w:szCs w:val="21"/>
               </w:rPr>
               <w:t xml:space="preserve">Do × and ÷ </w:t>
@@ -367,7 +372,7 @@
                 <w:rFonts w:ascii="Avenir Next" w:hAnsi="Avenir Next" w:cs="Avenir Next" w:eastAsia="Avenir Next"/>
                 <w:b/>
                 <w:color w:val="1A1A1A"/>
-                <w:sz w:val="21"/>
+                <w:sz w:val="22"/>
                 <w:szCs w:val="21"/>
               </w:rPr>
               <w:t xml:space="preserve">first</w:t>
@@ -376,7 +381,7 @@
               <w:rPr>
                 <w:rFonts w:ascii="Avenir Next" w:hAnsi="Avenir Next" w:cs="Avenir Next" w:eastAsia="Avenir Next"/>
                 <w:color w:val="1A1A1A"/>
-                <w:sz w:val="21"/>
+                <w:sz w:val="22"/>
                 <w:szCs w:val="21"/>
               </w:rPr>
               <w:t xml:space="preserve">, left to right.</w:t>
@@ -395,6 +400,7 @@
           </w:tcPr>
           <w:p>
             <w:pPr>
+              <w:pStyle w:val="Heading1"/>
               <w:spacing w:before="0" w:after="0" w:line="240" w:lineRule="auto"/>
               <w:jc w:val="center"/>
             </w:pPr>
@@ -424,7 +430,7 @@
                 <w:rFonts w:ascii="Avenir Next" w:hAnsi="Avenir Next" w:cs="Avenir Next" w:eastAsia="Avenir Next"/>
                 <w:b/>
                 <w:color w:val="1A1A1A"/>
-                <w:sz w:val="21"/>
+                <w:sz w:val="22"/>
                 <w:szCs w:val="21"/>
               </w:rPr>
               <w:t xml:space="preserve">Rewrite</w:t>
@@ -433,7 +439,7 @@
               <w:rPr>
                 <w:rFonts w:ascii="Avenir Next" w:hAnsi="Avenir Next" w:cs="Avenir Next" w:eastAsia="Avenir Next"/>
                 <w:color w:val="1A1A1A"/>
-                <w:sz w:val="21"/>
+                <w:sz w:val="22"/>
                 <w:szCs w:val="21"/>
               </w:rPr>
               <w:t xml:space="preserve"> the expression with that answer.</w:t>
@@ -452,6 +458,7 @@
           </w:tcPr>
           <w:p>
             <w:pPr>
+              <w:pStyle w:val="Heading1"/>
               <w:spacing w:before="0" w:after="0" w:line="240" w:lineRule="auto"/>
               <w:jc w:val="center"/>
             </w:pPr>
@@ -480,7 +487,7 @@
               <w:rPr>
                 <w:rFonts w:ascii="Avenir Next" w:hAnsi="Avenir Next" w:cs="Avenir Next" w:eastAsia="Avenir Next"/>
                 <w:color w:val="1A1A1A"/>
-                <w:sz w:val="21"/>
+                <w:sz w:val="22"/>
                 <w:szCs w:val="21"/>
               </w:rPr>
               <w:t xml:space="preserve">Do + and − </w:t>
@@ -490,7 +497,7 @@
                 <w:rFonts w:ascii="Avenir Next" w:hAnsi="Avenir Next" w:cs="Avenir Next" w:eastAsia="Avenir Next"/>
                 <w:b/>
                 <w:color w:val="1A1A1A"/>
-                <w:sz w:val="21"/>
+                <w:sz w:val="22"/>
                 <w:szCs w:val="21"/>
               </w:rPr>
               <w:t xml:space="preserve">last</w:t>
@@ -499,7 +506,7 @@
               <w:rPr>
                 <w:rFonts w:ascii="Avenir Next" w:hAnsi="Avenir Next" w:cs="Avenir Next" w:eastAsia="Avenir Next"/>
                 <w:color w:val="1A1A1A"/>
-                <w:sz w:val="21"/>
+                <w:sz w:val="22"/>
                 <w:szCs w:val="21"/>
               </w:rPr>
               <w:t xml:space="preserve">, left to right.</w:t>
@@ -510,6 +517,7 @@
     </w:tbl>
     <w:p>
       <w:pPr>
+        <w:pStyle w:val="Heading2"/>
         <w:keepNext/>
         <w:pBdr>
           <w:bottom w:val="single" w:sz="8" w:space="3" w:color="003A70"/>
@@ -525,7 +533,7 @@
           <w:b/>
           <w:color w:val="003A70"/>
           <w:spacing w:val="14"/>
-          <w:sz w:val="19"/>
+          <w:sz w:val="22"/>
           <w:szCs w:val="19"/>
         </w:rPr>
         <w:t xml:space="preserve">WATCH ME</w:t>
@@ -544,7 +552,7 @@
           <w:rFonts w:ascii="Avenir Next" w:hAnsi="Avenir Next" w:cs="Avenir Next" w:eastAsia="Avenir Next"/>
           <w:i/>
           <w:color w:val="5A5F66"/>
-          <w:sz w:val="17"/>
+          <w:sz w:val="22"/>
           <w:szCs w:val="17"/>
         </w:rPr>
         <w:t xml:space="preserve">the steps in action</w:t>
@@ -559,7 +567,7 @@
           <w:rFonts w:ascii="Avenir Next" w:hAnsi="Avenir Next" w:cs="Avenir Next" w:eastAsia="Avenir Next"/>
           <w:b/>
           <w:color w:val="1A1A1A"/>
-          <w:sz w:val="21"/>
+          <w:sz w:val="22"/>
           <w:szCs w:val="21"/>
         </w:rPr>
         <w:t xml:space="preserve">Evaluate 5 + 4 × 3.</w:t>
@@ -578,25 +586,25 @@
           <w:rFonts w:ascii="Avenir Next" w:hAnsi="Avenir Next" w:cs="Avenir Next" w:eastAsia="Avenir Next"/>
           <w:b/>
           <w:color w:val="003A70"/>
+          <w:sz w:val="22"/>
+          <w:szCs w:val="19"/>
+        </w:rPr>
+        <w:t xml:space="preserve">Step 1</w:t>
+      </w:r>
+      <w:r>
+        <w:rPr>
+          <w:rFonts w:ascii="Avenir Next" w:hAnsi="Avenir Next" w:cs="Avenir Next" w:eastAsia="Avenir Next"/>
+          <w:color w:val="1A1A1A"/>
           <w:sz w:val="19"/>
           <w:szCs w:val="19"/>
         </w:rPr>
-        <w:t xml:space="preserve">Step 1</w:t>
-      </w:r>
-      <w:r>
-        <w:rPr>
-          <w:rFonts w:ascii="Avenir Next" w:hAnsi="Avenir Next" w:cs="Avenir Next" w:eastAsia="Avenir Next"/>
-          <w:color w:val="1A1A1A"/>
-          <w:sz w:val="19"/>
-          <w:szCs w:val="19"/>
-        </w:rPr>
         <w:tab/>
       </w:r>
       <w:r>
         <w:rPr>
           <w:rFonts w:ascii="Avenir Next" w:hAnsi="Avenir Next" w:cs="Avenir Next" w:eastAsia="Avenir Next"/>
           <w:color w:val="1A1A1A"/>
-          <w:sz w:val="21"/>
+          <w:sz w:val="22"/>
           <w:szCs w:val="21"/>
         </w:rPr>
         <w:t xml:space="preserve">4 × 3 = 12.</w:t>
@@ -615,25 +623,25 @@
           <w:rFonts w:ascii="Avenir Next" w:hAnsi="Avenir Next" w:cs="Avenir Next" w:eastAsia="Avenir Next"/>
           <w:b/>
           <w:color w:val="003A70"/>
+          <w:sz w:val="22"/>
+          <w:szCs w:val="19"/>
+        </w:rPr>
+        <w:t xml:space="preserve">Step 2</w:t>
+      </w:r>
+      <w:r>
+        <w:rPr>
+          <w:rFonts w:ascii="Avenir Next" w:hAnsi="Avenir Next" w:cs="Avenir Next" w:eastAsia="Avenir Next"/>
+          <w:color w:val="1A1A1A"/>
           <w:sz w:val="19"/>
           <w:szCs w:val="19"/>
         </w:rPr>
-        <w:t xml:space="preserve">Step 2</w:t>
-      </w:r>
-      <w:r>
-        <w:rPr>
-          <w:rFonts w:ascii="Avenir Next" w:hAnsi="Avenir Next" w:cs="Avenir Next" w:eastAsia="Avenir Next"/>
-          <w:color w:val="1A1A1A"/>
-          <w:sz w:val="19"/>
-          <w:szCs w:val="19"/>
-        </w:rPr>
         <w:tab/>
       </w:r>
       <w:r>
         <w:rPr>
           <w:rFonts w:ascii="Avenir Next" w:hAnsi="Avenir Next" w:cs="Avenir Next" w:eastAsia="Avenir Next"/>
           <w:color w:val="1A1A1A"/>
-          <w:sz w:val="21"/>
+          <w:sz w:val="22"/>
           <w:szCs w:val="21"/>
         </w:rPr>
         <w:t xml:space="preserve">5 + 12.</w:t>
@@ -652,25 +660,25 @@
           <w:rFonts w:ascii="Avenir Next" w:hAnsi="Avenir Next" w:cs="Avenir Next" w:eastAsia="Avenir Next"/>
           <w:b/>
           <w:color w:val="003A70"/>
+          <w:sz w:val="22"/>
+          <w:szCs w:val="19"/>
+        </w:rPr>
+        <w:t xml:space="preserve">Step 3</w:t>
+      </w:r>
+      <w:r>
+        <w:rPr>
+          <w:rFonts w:ascii="Avenir Next" w:hAnsi="Avenir Next" w:cs="Avenir Next" w:eastAsia="Avenir Next"/>
+          <w:color w:val="1A1A1A"/>
           <w:sz w:val="19"/>
           <w:szCs w:val="19"/>
         </w:rPr>
-        <w:t xml:space="preserve">Step 3</w:t>
-      </w:r>
-      <w:r>
-        <w:rPr>
-          <w:rFonts w:ascii="Avenir Next" w:hAnsi="Avenir Next" w:cs="Avenir Next" w:eastAsia="Avenir Next"/>
-          <w:color w:val="1A1A1A"/>
-          <w:sz w:val="19"/>
-          <w:szCs w:val="19"/>
-        </w:rPr>
         <w:tab/>
       </w:r>
       <w:r>
         <w:rPr>
           <w:rFonts w:ascii="Avenir Next" w:hAnsi="Avenir Next" w:cs="Avenir Next" w:eastAsia="Avenir Next"/>
           <w:color w:val="1A1A1A"/>
-          <w:sz w:val="21"/>
+          <w:sz w:val="22"/>
           <w:szCs w:val="21"/>
         </w:rPr>
         <w:t xml:space="preserve">5 + 12 = 17.</w:t>
@@ -689,18 +697,18 @@
           <w:rFonts w:ascii="Avenir Next" w:hAnsi="Avenir Next" w:cs="Avenir Next" w:eastAsia="Avenir Next"/>
           <w:b/>
           <w:color w:val="1A1A1A"/>
+          <w:sz w:val="22"/>
+          <w:szCs w:val="21"/>
+        </w:rPr>
+        <w:t xml:space="preserve">Answer</w:t>
+      </w:r>
+      <w:r>
+        <w:rPr>
+          <w:rFonts w:ascii="Avenir Next" w:hAnsi="Avenir Next" w:cs="Avenir Next" w:eastAsia="Avenir Next"/>
+          <w:color w:val="1A1A1A"/>
           <w:sz w:val="21"/>
           <w:szCs w:val="21"/>
         </w:rPr>
-        <w:t xml:space="preserve">Answer</w:t>
-      </w:r>
-      <w:r>
-        <w:rPr>
-          <w:rFonts w:ascii="Avenir Next" w:hAnsi="Avenir Next" w:cs="Avenir Next" w:eastAsia="Avenir Next"/>
-          <w:color w:val="1A1A1A"/>
-          <w:sz w:val="21"/>
-          <w:szCs w:val="21"/>
-        </w:rPr>
         <w:tab/>
       </w:r>
       <w:r>
@@ -708,7 +716,7 @@
           <w:rFonts w:ascii="Avenir Next" w:hAnsi="Avenir Next" w:cs="Avenir Next" w:eastAsia="Avenir Next"/>
           <w:b/>
           <w:color w:val="1A1A1A"/>
-          <w:sz w:val="21"/>
+          <w:sz w:val="22"/>
           <w:szCs w:val="21"/>
         </w:rPr>
         <w:t xml:space="preserve">17</w:t>
@@ -716,6 +724,7 @@
     </w:p>
     <w:p>
       <w:pPr>
+        <w:pStyle w:val="Heading2"/>
         <w:keepNext/>
         <w:pBdr>
           <w:bottom w:val="single" w:sz="8" w:space="3" w:color="003A70"/>
@@ -731,7 +740,7 @@
           <w:b/>
           <w:color w:val="003A70"/>
           <w:spacing w:val="14"/>
-          <w:sz w:val="19"/>
+          <w:sz w:val="22"/>
           <w:szCs w:val="19"/>
         </w:rPr>
         <w:t xml:space="preserve">TRY IT WITH HELP</w:t>
@@ -750,7 +759,7 @@
           <w:rFonts w:ascii="Avenir Next" w:hAnsi="Avenir Next" w:cs="Avenir Next" w:eastAsia="Avenir Next"/>
           <w:i/>
           <w:color w:val="5A5F66"/>
-          <w:sz w:val="17"/>
+          <w:sz w:val="22"/>
           <w:szCs w:val="17"/>
         </w:rPr>
         <w:t xml:space="preserve">fill in each step</w:t>
@@ -808,25 +817,25 @@
           <w:rFonts w:ascii="Avenir Next" w:hAnsi="Avenir Next" w:cs="Avenir Next" w:eastAsia="Avenir Next"/>
           <w:b/>
           <w:color w:val="003A70"/>
+          <w:sz w:val="22"/>
+          <w:szCs w:val="18"/>
+        </w:rPr>
+        <w:t xml:space="preserve">Step 1</w:t>
+      </w:r>
+      <w:r>
+        <w:rPr>
+          <w:rFonts w:ascii="Avenir Next" w:hAnsi="Avenir Next" w:cs="Avenir Next" w:eastAsia="Avenir Next"/>
+          <w:color w:val="1A1A1A"/>
           <w:sz w:val="18"/>
           <w:szCs w:val="18"/>
         </w:rPr>
-        <w:t xml:space="preserve">Step 1</w:t>
-      </w:r>
-      <w:r>
-        <w:rPr>
-          <w:rFonts w:ascii="Avenir Next" w:hAnsi="Avenir Next" w:cs="Avenir Next" w:eastAsia="Avenir Next"/>
-          <w:color w:val="1A1A1A"/>
-          <w:sz w:val="18"/>
-          <w:szCs w:val="18"/>
-        </w:rPr>
         <w:tab/>
       </w:r>
       <w:r>
         <w:rPr>
           <w:rFonts w:ascii="Avenir Next" w:hAnsi="Avenir Next" w:cs="Avenir Next" w:eastAsia="Avenir Next"/>
           <w:color w:val="1A1A1A"/>
-          <w:sz w:val="21"/>
+          <w:sz w:val="22"/>
           <w:szCs w:val="21"/>
         </w:rPr>
         <w:t xml:space="preserve">10 ÷ 2 = </w:t>
@@ -856,25 +865,25 @@
           <w:rFonts w:ascii="Avenir Next" w:hAnsi="Avenir Next" w:cs="Avenir Next" w:eastAsia="Avenir Next"/>
           <w:b/>
           <w:color w:val="003A70"/>
+          <w:sz w:val="22"/>
+          <w:szCs w:val="18"/>
+        </w:rPr>
+        <w:t xml:space="preserve">Step 2</w:t>
+      </w:r>
+      <w:r>
+        <w:rPr>
+          <w:rFonts w:ascii="Avenir Next" w:hAnsi="Avenir Next" w:cs="Avenir Next" w:eastAsia="Avenir Next"/>
+          <w:color w:val="1A1A1A"/>
           <w:sz w:val="18"/>
           <w:szCs w:val="18"/>
         </w:rPr>
-        <w:t xml:space="preserve">Step 2</w:t>
-      </w:r>
-      <w:r>
-        <w:rPr>
-          <w:rFonts w:ascii="Avenir Next" w:hAnsi="Avenir Next" w:cs="Avenir Next" w:eastAsia="Avenir Next"/>
-          <w:color w:val="1A1A1A"/>
-          <w:sz w:val="18"/>
-          <w:szCs w:val="18"/>
-        </w:rPr>
         <w:tab/>
       </w:r>
       <w:r>
         <w:rPr>
           <w:rFonts w:ascii="Avenir Next" w:hAnsi="Avenir Next" w:cs="Avenir Next" w:eastAsia="Avenir Next"/>
           <w:color w:val="1A1A1A"/>
-          <w:sz w:val="21"/>
+          <w:sz w:val="22"/>
           <w:szCs w:val="21"/>
         </w:rPr>
         <w:t xml:space="preserve">18 − </w:t>
@@ -904,25 +913,25 @@
           <w:rFonts w:ascii="Avenir Next" w:hAnsi="Avenir Next" w:cs="Avenir Next" w:eastAsia="Avenir Next"/>
           <w:b/>
           <w:color w:val="003A70"/>
+          <w:sz w:val="22"/>
+          <w:szCs w:val="18"/>
+        </w:rPr>
+        <w:t xml:space="preserve">Step 3</w:t>
+      </w:r>
+      <w:r>
+        <w:rPr>
+          <w:rFonts w:ascii="Avenir Next" w:hAnsi="Avenir Next" w:cs="Avenir Next" w:eastAsia="Avenir Next"/>
+          <w:color w:val="1A1A1A"/>
           <w:sz w:val="18"/>
           <w:szCs w:val="18"/>
         </w:rPr>
-        <w:t xml:space="preserve">Step 3</w:t>
-      </w:r>
-      <w:r>
-        <w:rPr>
-          <w:rFonts w:ascii="Avenir Next" w:hAnsi="Avenir Next" w:cs="Avenir Next" w:eastAsia="Avenir Next"/>
-          <w:color w:val="1A1A1A"/>
-          <w:sz w:val="18"/>
-          <w:szCs w:val="18"/>
-        </w:rPr>
         <w:tab/>
       </w:r>
       <w:r>
         <w:rPr>
           <w:rFonts w:ascii="Avenir Next" w:hAnsi="Avenir Next" w:cs="Avenir Next" w:eastAsia="Avenir Next"/>
           <w:color w:val="1A1A1A"/>
-          <w:sz w:val="21"/>
+          <w:sz w:val="22"/>
           <w:szCs w:val="21"/>
         </w:rPr>
         <w:t xml:space="preserve">18 − 5 = </w:t>
@@ -995,35 +1004,35 @@
           <w:rFonts w:ascii="Avenir Next" w:hAnsi="Avenir Next" w:cs="Avenir Next" w:eastAsia="Avenir Next"/>
           <w:b/>
           <w:color w:val="003A70"/>
+          <w:sz w:val="22"/>
+          <w:szCs w:val="18"/>
+        </w:rPr>
+        <w:t xml:space="preserve">Step 1</w:t>
+      </w:r>
+      <w:r>
+        <w:rPr>
+          <w:rFonts w:ascii="Avenir Next" w:hAnsi="Avenir Next" w:cs="Avenir Next" w:eastAsia="Avenir Next"/>
+          <w:color w:val="1A1A1A"/>
           <w:sz w:val="18"/>
           <w:szCs w:val="18"/>
         </w:rPr>
-        <w:t xml:space="preserve">Step 1</w:t>
-      </w:r>
-      <w:r>
-        <w:rPr>
-          <w:rFonts w:ascii="Avenir Next" w:hAnsi="Avenir Next" w:cs="Avenir Next" w:eastAsia="Avenir Next"/>
-          <w:color w:val="1A1A1A"/>
-          <w:sz w:val="18"/>
-          <w:szCs w:val="18"/>
-        </w:rPr>
         <w:tab/>
       </w:r>
       <w:r>
         <w:rPr>
           <w:rFonts w:ascii="Avenir Next" w:hAnsi="Avenir Next" w:cs="Avenir Next" w:eastAsia="Avenir Next"/>
           <w:color w:val="1A1A1A"/>
+          <w:sz w:val="22"/>
+          <w:szCs w:val="21"/>
+        </w:rPr>
+        <w:t xml:space="preserve">6 × 2 = </w:t>
+      </w:r>
+      <w:r>
+        <w:rPr>
+          <w:rFonts w:ascii="Avenir Next" w:hAnsi="Avenir Next" w:cs="Avenir Next" w:eastAsia="Avenir Next"/>
+          <w:color w:val="1A1A1A"/>
           <w:sz w:val="21"/>
           <w:szCs w:val="21"/>
-        </w:rPr>
-        <w:t xml:space="preserve">6 × 2 = </w:t>
-      </w:r>
-      <w:r>
-        <w:rPr>
-          <w:rFonts w:ascii="Avenir Next" w:hAnsi="Avenir Next" w:cs="Avenir Next" w:eastAsia="Avenir Next"/>
-          <w:color w:val="1A1A1A"/>
-          <w:sz w:val="21"/>
-          <w:szCs w:val="21"/>
           <w:u w:val="single"/>
         </w:rPr>
         <w:t xml:space="preserve">                </w:t>
@@ -1032,7 +1041,7 @@
         <w:rPr>
           <w:rFonts w:ascii="Avenir Next" w:hAnsi="Avenir Next" w:cs="Avenir Next" w:eastAsia="Avenir Next"/>
           <w:color w:val="1A1A1A"/>
-          <w:sz w:val="21"/>
+          <w:sz w:val="22"/>
           <w:szCs w:val="21"/>
         </w:rPr>
         <w:t xml:space="preserve"> and 8 ÷ 4 = </w:t>
@@ -1062,18 +1071,18 @@
           <w:rFonts w:ascii="Avenir Next" w:hAnsi="Avenir Next" w:cs="Avenir Next" w:eastAsia="Avenir Next"/>
           <w:b/>
           <w:color w:val="003A70"/>
+          <w:sz w:val="22"/>
+          <w:szCs w:val="18"/>
+        </w:rPr>
+        <w:t xml:space="preserve">Step 2</w:t>
+      </w:r>
+      <w:r>
+        <w:rPr>
+          <w:rFonts w:ascii="Avenir Next" w:hAnsi="Avenir Next" w:cs="Avenir Next" w:eastAsia="Avenir Next"/>
+          <w:color w:val="1A1A1A"/>
           <w:sz w:val="18"/>
           <w:szCs w:val="18"/>
         </w:rPr>
-        <w:t xml:space="preserve">Step 2</w:t>
-      </w:r>
-      <w:r>
-        <w:rPr>
-          <w:rFonts w:ascii="Avenir Next" w:hAnsi="Avenir Next" w:cs="Avenir Next" w:eastAsia="Avenir Next"/>
-          <w:color w:val="1A1A1A"/>
-          <w:sz w:val="18"/>
-          <w:szCs w:val="18"/>
-        </w:rPr>
         <w:tab/>
       </w:r>
       <w:r>
@@ -1090,7 +1099,7 @@
         <w:rPr>
           <w:rFonts w:ascii="Avenir Next" w:hAnsi="Avenir Next" w:cs="Avenir Next" w:eastAsia="Avenir Next"/>
           <w:color w:val="1A1A1A"/>
-          <w:sz w:val="21"/>
+          <w:sz w:val="22"/>
           <w:szCs w:val="21"/>
         </w:rPr>
         <w:t xml:space="preserve"> + </w:t>
@@ -1120,35 +1129,35 @@
           <w:rFonts w:ascii="Avenir Next" w:hAnsi="Avenir Next" w:cs="Avenir Next" w:eastAsia="Avenir Next"/>
           <w:b/>
           <w:color w:val="003A70"/>
+          <w:sz w:val="22"/>
+          <w:szCs w:val="18"/>
+        </w:rPr>
+        <w:t xml:space="preserve">Step 3</w:t>
+      </w:r>
+      <w:r>
+        <w:rPr>
+          <w:rFonts w:ascii="Avenir Next" w:hAnsi="Avenir Next" w:cs="Avenir Next" w:eastAsia="Avenir Next"/>
+          <w:color w:val="1A1A1A"/>
           <w:sz w:val="18"/>
           <w:szCs w:val="18"/>
         </w:rPr>
-        <w:t xml:space="preserve">Step 3</w:t>
-      </w:r>
-      <w:r>
-        <w:rPr>
-          <w:rFonts w:ascii="Avenir Next" w:hAnsi="Avenir Next" w:cs="Avenir Next" w:eastAsia="Avenir Next"/>
-          <w:color w:val="1A1A1A"/>
-          <w:sz w:val="18"/>
-          <w:szCs w:val="18"/>
-        </w:rPr>
         <w:tab/>
       </w:r>
       <w:r>
         <w:rPr>
           <w:rFonts w:ascii="Avenir Next" w:hAnsi="Avenir Next" w:cs="Avenir Next" w:eastAsia="Avenir Next"/>
           <w:color w:val="1A1A1A"/>
+          <w:sz w:val="22"/>
+          <w:szCs w:val="21"/>
+        </w:rPr>
+        <w:t xml:space="preserve">12 + 2 = </w:t>
+      </w:r>
+      <w:r>
+        <w:rPr>
+          <w:rFonts w:ascii="Avenir Next" w:hAnsi="Avenir Next" w:cs="Avenir Next" w:eastAsia="Avenir Next"/>
+          <w:color w:val="1A1A1A"/>
           <w:sz w:val="21"/>
           <w:szCs w:val="21"/>
-        </w:rPr>
-        <w:t xml:space="preserve">12 + 2 = </w:t>
-      </w:r>
-      <w:r>
-        <w:rPr>
-          <w:rFonts w:ascii="Avenir Next" w:hAnsi="Avenir Next" w:cs="Avenir Next" w:eastAsia="Avenir Next"/>
-          <w:color w:val="1A1A1A"/>
-          <w:sz w:val="21"/>
-          <w:szCs w:val="21"/>
           <w:u w:val="single"/>
         </w:rPr>
         <w:t xml:space="preserve">                </w:t>
@@ -1161,6 +1170,7 @@
     </w:p>
     <w:p>
       <w:pPr>
+        <w:pStyle w:val="Heading2"/>
         <w:keepNext/>
         <w:pBdr>
           <w:bottom w:val="single" w:sz="8" w:space="3" w:color="003A70"/>
@@ -1176,7 +1186,7 @@
           <w:b/>
           <w:color w:val="003A70"/>
           <w:spacing w:val="14"/>
-          <w:sz w:val="19"/>
+          <w:sz w:val="22"/>
           <w:szCs w:val="19"/>
         </w:rPr>
         <w:t xml:space="preserve">YOUR TURN</w:t>
@@ -1195,7 +1205,7 @@
           <w:rFonts w:ascii="Avenir Next" w:hAnsi="Avenir Next" w:cs="Avenir Next" w:eastAsia="Avenir Next"/>
           <w:i/>
           <w:color w:val="5A5F66"/>
-          <w:sz w:val="17"/>
+          <w:sz w:val="22"/>
           <w:szCs w:val="17"/>
         </w:rPr>
         <w:t xml:space="preserve">use the steps on your own</w:t>
@@ -1367,7 +1377,7 @@
                       <w:szCs w:val="22"/>
                       <w:u w:val="single"/>
                     </w:rPr>
-                    <w:t xml:space="preserve">        </w:t>
+                    <w:t xml:space="preserve">            </w:t>
                   </w:r>
                 </w:p>
               </w:tc>
@@ -1429,7 +1439,7 @@
                       <w:szCs w:val="22"/>
                       <w:u w:val="single"/>
                     </w:rPr>
-                    <w:t xml:space="preserve">        </w:t>
+                    <w:t xml:space="preserve">            </w:t>
                   </w:r>
                 </w:p>
               </w:tc>
@@ -1491,7 +1501,7 @@
                       <w:szCs w:val="22"/>
                       <w:u w:val="single"/>
                     </w:rPr>
-                    <w:t xml:space="preserve">        </w:t>
+                    <w:t xml:space="preserve">            </w:t>
                   </w:r>
                 </w:p>
               </w:tc>
@@ -1559,7 +1569,7 @@
                       <w:szCs w:val="22"/>
                       <w:u w:val="single"/>
                     </w:rPr>
-                    <w:t xml:space="preserve">        </w:t>
+                    <w:t xml:space="preserve">            </w:t>
                   </w:r>
                 </w:p>
               </w:tc>
@@ -1621,7 +1631,7 @@
                       <w:szCs w:val="22"/>
                       <w:u w:val="single"/>
                     </w:rPr>
-                    <w:t xml:space="preserve">        </w:t>
+                    <w:t xml:space="preserve">            </w:t>
                   </w:r>
                 </w:p>
               </w:tc>
@@ -1683,7 +1693,7 @@
                       <w:szCs w:val="22"/>
                       <w:u w:val="single"/>
                     </w:rPr>
-                    <w:t xml:space="preserve">        </w:t>
+                    <w:t xml:space="preserve">            </w:t>
                   </w:r>
                 </w:p>
               </w:tc>
@@ -1715,7 +1725,7 @@
           <w:caps/>
           <w:color w:val="003A70"/>
           <w:spacing w:val="12"/>
-          <w:sz w:val="19"/>
+          <w:sz w:val="22"/>
           <w:szCs w:val="19"/>
         </w:rPr>
         <w:t xml:space="preserve">Lesson 6-4  ·  Session 2  ·  Prerequisite Practice A  ·  Skill 2 of 2</w:t>
@@ -1723,6 +1733,7 @@
     </w:p>
     <w:p>
       <w:pPr>
+        <w:pStyle w:val="Heading1"/>
         <w:keepNext/>
         <w:spacing w:before="0" w:after="10" w:line="240" w:lineRule="auto"/>
       </w:pPr>
@@ -1748,7 +1759,7 @@
         <w:rPr>
           <w:rFonts w:ascii="Avenir Next" w:hAnsi="Avenir Next" w:cs="Avenir Next" w:eastAsia="Avenir Next"/>
           <w:color w:val="5A5F66"/>
-          <w:sz w:val="17"/>
+          <w:sz w:val="22"/>
           <w:szCs w:val="17"/>
         </w:rPr>
         <w:t xml:space="preserve">Builds on Grade 5 · 5.OA.A.1</w:t>
@@ -1791,6 +1802,7 @@
           </w:tcPr>
           <w:p>
             <w:pPr>
+              <w:pStyle w:val="Heading2"/>
               <w:spacing w:before="0" w:after="0" w:line="252" w:lineRule="auto"/>
             </w:pPr>
             <w:r>
@@ -1820,7 +1832,7 @@
               <w:rPr>
                 <w:rFonts w:ascii="Avenir Next" w:hAnsi="Avenir Next" w:cs="Avenir Next" w:eastAsia="Avenir Next"/>
                 <w:color w:val="1A1A1A"/>
-                <w:sz w:val="20"/>
+                <w:sz w:val="22"/>
                 <w:szCs w:val="20"/>
               </w:rPr>
               <w:t xml:space="preserve">You will evaluate (4 + 2)</w:t>
@@ -1829,7 +1841,7 @@
               <w:rPr>
                 <w:rFonts w:ascii="Avenir Next" w:hAnsi="Avenir Next" w:cs="Avenir Next" w:eastAsia="Avenir Next"/>
                 <w:color w:val="1A1A1A"/>
-                <w:sz w:val="20"/>
+                <w:sz w:val="22"/>
                 <w:szCs w:val="20"/>
                 <w:vertAlign w:val="superscript"/>
               </w:rPr>
@@ -1839,7 +1851,7 @@
               <w:rPr>
                 <w:rFonts w:ascii="Avenir Next" w:hAnsi="Avenir Next" w:cs="Avenir Next" w:eastAsia="Avenir Next"/>
                 <w:color w:val="1A1A1A"/>
-                <w:sz w:val="20"/>
+                <w:sz w:val="22"/>
                 <w:szCs w:val="20"/>
               </w:rPr>
               <w:t xml:space="preserve"> ÷ 4 + 13. Start inside: 4 + 2 = 6.</w:t>
@@ -1859,6 +1871,7 @@
           </w:tcPr>
           <w:p>
             <w:pPr>
+              <w:pStyle w:val="Heading2"/>
               <w:spacing w:before="0" w:after="0" w:line="252" w:lineRule="auto"/>
             </w:pPr>
             <w:r>
@@ -1888,7 +1901,7 @@
               <w:rPr>
                 <w:rFonts w:ascii="Avenir Next" w:hAnsi="Avenir Next" w:cs="Avenir Next" w:eastAsia="Avenir Next"/>
                 <w:color w:val="1A1A1A"/>
-                <w:sz w:val="20"/>
+                <w:sz w:val="22"/>
                 <w:szCs w:val="20"/>
               </w:rPr>
               <w:t xml:space="preserve">Work inside parentheses first, like (20 − 3) × 4.  </w:t>
@@ -1898,7 +1911,7 @@
                 <w:rFonts w:ascii="Avenir Next" w:hAnsi="Avenir Next" w:cs="Avenir Next" w:eastAsia="Avenir Next"/>
                 <w:b/>
                 <w:color w:val="1A1A1A"/>
-                <w:sz w:val="20"/>
+                <w:sz w:val="22"/>
                 <w:szCs w:val="20"/>
               </w:rPr>
               <w:t xml:space="preserve">You will use it in Practice Form A, problems 3 and 4.</w:t>
@@ -1909,6 +1922,7 @@
     </w:tbl>
     <w:p>
       <w:pPr>
+        <w:pStyle w:val="Heading2"/>
         <w:keepNext/>
         <w:pBdr>
           <w:bottom w:val="single" w:sz="8" w:space="3" w:color="003A70"/>
@@ -1924,7 +1938,7 @@
           <w:b/>
           <w:color w:val="003A70"/>
           <w:spacing w:val="14"/>
-          <w:sz w:val="19"/>
+          <w:sz w:val="22"/>
           <w:szCs w:val="19"/>
         </w:rPr>
         <w:t xml:space="preserve">STEPS TO FOLLOW</w:t>
@@ -1943,7 +1957,7 @@
           <w:rFonts w:ascii="Avenir Next" w:hAnsi="Avenir Next" w:cs="Avenir Next" w:eastAsia="Avenir Next"/>
           <w:i/>
           <w:color w:val="5A5F66"/>
-          <w:sz w:val="17"/>
+          <w:sz w:val="22"/>
           <w:szCs w:val="17"/>
         </w:rPr>
         <w:t xml:space="preserve">use these same steps on every problem</w:t>
@@ -1985,6 +1999,7 @@
           </w:tcPr>
           <w:p>
             <w:pPr>
+              <w:pStyle w:val="Heading1"/>
               <w:spacing w:before="0" w:after="0" w:line="240" w:lineRule="auto"/>
               <w:jc w:val="center"/>
             </w:pPr>
@@ -2013,7 +2028,7 @@
               <w:rPr>
                 <w:rFonts w:ascii="Avenir Next" w:hAnsi="Avenir Next" w:cs="Avenir Next" w:eastAsia="Avenir Next"/>
                 <w:color w:val="1A1A1A"/>
-                <w:sz w:val="21"/>
+                <w:sz w:val="22"/>
                 <w:szCs w:val="21"/>
               </w:rPr>
               <w:t xml:space="preserve">Work </w:t>
@@ -2023,7 +2038,7 @@
                 <w:rFonts w:ascii="Avenir Next" w:hAnsi="Avenir Next" w:cs="Avenir Next" w:eastAsia="Avenir Next"/>
                 <w:b/>
                 <w:color w:val="1A1A1A"/>
-                <w:sz w:val="21"/>
+                <w:sz w:val="22"/>
                 <w:szCs w:val="21"/>
               </w:rPr>
               <w:t xml:space="preserve">inside</w:t>
@@ -2032,7 +2047,7 @@
               <w:rPr>
                 <w:rFonts w:ascii="Avenir Next" w:hAnsi="Avenir Next" w:cs="Avenir Next" w:eastAsia="Avenir Next"/>
                 <w:color w:val="1A1A1A"/>
-                <w:sz w:val="21"/>
+                <w:sz w:val="22"/>
                 <w:szCs w:val="21"/>
               </w:rPr>
               <w:t xml:space="preserve"> the parentheses first.</w:t>
@@ -2051,6 +2066,7 @@
           </w:tcPr>
           <w:p>
             <w:pPr>
+              <w:pStyle w:val="Heading1"/>
               <w:spacing w:before="0" w:after="0" w:line="240" w:lineRule="auto"/>
               <w:jc w:val="center"/>
             </w:pPr>
@@ -2080,7 +2096,7 @@
                 <w:rFonts w:ascii="Avenir Next" w:hAnsi="Avenir Next" w:cs="Avenir Next" w:eastAsia="Avenir Next"/>
                 <w:b/>
                 <w:color w:val="1A1A1A"/>
-                <w:sz w:val="21"/>
+                <w:sz w:val="22"/>
                 <w:szCs w:val="21"/>
               </w:rPr>
               <w:t xml:space="preserve">Rewrite</w:t>
@@ -2089,7 +2105,7 @@
               <w:rPr>
                 <w:rFonts w:ascii="Avenir Next" w:hAnsi="Avenir Next" w:cs="Avenir Next" w:eastAsia="Avenir Next"/>
                 <w:color w:val="1A1A1A"/>
-                <w:sz w:val="21"/>
+                <w:sz w:val="22"/>
                 <w:szCs w:val="21"/>
               </w:rPr>
               <w:t xml:space="preserve"> the expression with that answer.</w:t>
@@ -2108,6 +2124,7 @@
           </w:tcPr>
           <w:p>
             <w:pPr>
+              <w:pStyle w:val="Heading1"/>
               <w:spacing w:before="0" w:after="0" w:line="240" w:lineRule="auto"/>
               <w:jc w:val="center"/>
             </w:pPr>
@@ -2137,7 +2154,7 @@
                 <w:rFonts w:ascii="Avenir Next" w:hAnsi="Avenir Next" w:cs="Avenir Next" w:eastAsia="Avenir Next"/>
                 <w:b/>
                 <w:color w:val="1A1A1A"/>
-                <w:sz w:val="21"/>
+                <w:sz w:val="22"/>
                 <w:szCs w:val="21"/>
               </w:rPr>
               <w:t xml:space="preserve">Finish</w:t>
@@ -2146,7 +2163,7 @@
               <w:rPr>
                 <w:rFonts w:ascii="Avenir Next" w:hAnsi="Avenir Next" w:cs="Avenir Next" w:eastAsia="Avenir Next"/>
                 <w:color w:val="1A1A1A"/>
-                <w:sz w:val="21"/>
+                <w:sz w:val="22"/>
                 <w:szCs w:val="21"/>
               </w:rPr>
               <w:t xml:space="preserve">: × and ÷, then + and −.</w:t>
@@ -2157,6 +2174,7 @@
     </w:tbl>
     <w:p>
       <w:pPr>
+        <w:pStyle w:val="Heading2"/>
         <w:keepNext/>
         <w:pBdr>
           <w:bottom w:val="single" w:sz="8" w:space="3" w:color="003A70"/>
@@ -2172,7 +2190,7 @@
           <w:b/>
           <w:color w:val="003A70"/>
           <w:spacing w:val="14"/>
-          <w:sz w:val="19"/>
+          <w:sz w:val="22"/>
           <w:szCs w:val="19"/>
         </w:rPr>
         <w:t xml:space="preserve">WATCH ME</w:t>
@@ -2191,7 +2209,7 @@
           <w:rFonts w:ascii="Avenir Next" w:hAnsi="Avenir Next" w:cs="Avenir Next" w:eastAsia="Avenir Next"/>
           <w:i/>
           <w:color w:val="5A5F66"/>
-          <w:sz w:val="17"/>
+          <w:sz w:val="22"/>
           <w:szCs w:val="17"/>
         </w:rPr>
         <w:t xml:space="preserve">the steps in action</w:t>
@@ -2206,7 +2224,7 @@
           <w:rFonts w:ascii="Avenir Next" w:hAnsi="Avenir Next" w:cs="Avenir Next" w:eastAsia="Avenir Next"/>
           <w:b/>
           <w:color w:val="1A1A1A"/>
-          <w:sz w:val="21"/>
+          <w:sz w:val="22"/>
           <w:szCs w:val="21"/>
         </w:rPr>
         <w:t xml:space="preserve">Evaluate 2 × (8 + 7).</w:t>
@@ -2225,25 +2243,25 @@
           <w:rFonts w:ascii="Avenir Next" w:hAnsi="Avenir Next" w:cs="Avenir Next" w:eastAsia="Avenir Next"/>
           <w:b/>
           <w:color w:val="003A70"/>
+          <w:sz w:val="22"/>
+          <w:szCs w:val="19"/>
+        </w:rPr>
+        <w:t xml:space="preserve">Step 1</w:t>
+      </w:r>
+      <w:r>
+        <w:rPr>
+          <w:rFonts w:ascii="Avenir Next" w:hAnsi="Avenir Next" w:cs="Avenir Next" w:eastAsia="Avenir Next"/>
+          <w:color w:val="1A1A1A"/>
           <w:sz w:val="19"/>
           <w:szCs w:val="19"/>
         </w:rPr>
-        <w:t xml:space="preserve">Step 1</w:t>
-      </w:r>
-      <w:r>
-        <w:rPr>
-          <w:rFonts w:ascii="Avenir Next" w:hAnsi="Avenir Next" w:cs="Avenir Next" w:eastAsia="Avenir Next"/>
-          <w:color w:val="1A1A1A"/>
-          <w:sz w:val="19"/>
-          <w:szCs w:val="19"/>
-        </w:rPr>
         <w:tab/>
       </w:r>
       <w:r>
         <w:rPr>
           <w:rFonts w:ascii="Avenir Next" w:hAnsi="Avenir Next" w:cs="Avenir Next" w:eastAsia="Avenir Next"/>
           <w:color w:val="1A1A1A"/>
-          <w:sz w:val="21"/>
+          <w:sz w:val="22"/>
           <w:szCs w:val="21"/>
         </w:rPr>
         <w:t xml:space="preserve">8 + 7 = 15.</w:t>
@@ -2262,25 +2280,25 @@
           <w:rFonts w:ascii="Avenir Next" w:hAnsi="Avenir Next" w:cs="Avenir Next" w:eastAsia="Avenir Next"/>
           <w:b/>
           <w:color w:val="003A70"/>
+          <w:sz w:val="22"/>
+          <w:szCs w:val="19"/>
+        </w:rPr>
+        <w:t xml:space="preserve">Step 2</w:t>
+      </w:r>
+      <w:r>
+        <w:rPr>
+          <w:rFonts w:ascii="Avenir Next" w:hAnsi="Avenir Next" w:cs="Avenir Next" w:eastAsia="Avenir Next"/>
+          <w:color w:val="1A1A1A"/>
           <w:sz w:val="19"/>
           <w:szCs w:val="19"/>
         </w:rPr>
-        <w:t xml:space="preserve">Step 2</w:t>
-      </w:r>
-      <w:r>
-        <w:rPr>
-          <w:rFonts w:ascii="Avenir Next" w:hAnsi="Avenir Next" w:cs="Avenir Next" w:eastAsia="Avenir Next"/>
-          <w:color w:val="1A1A1A"/>
-          <w:sz w:val="19"/>
-          <w:szCs w:val="19"/>
-        </w:rPr>
         <w:tab/>
       </w:r>
       <w:r>
         <w:rPr>
           <w:rFonts w:ascii="Avenir Next" w:hAnsi="Avenir Next" w:cs="Avenir Next" w:eastAsia="Avenir Next"/>
           <w:color w:val="1A1A1A"/>
-          <w:sz w:val="21"/>
+          <w:sz w:val="22"/>
           <w:szCs w:val="21"/>
         </w:rPr>
         <w:t xml:space="preserve">2 × 15.</w:t>
@@ -2299,25 +2317,25 @@
           <w:rFonts w:ascii="Avenir Next" w:hAnsi="Avenir Next" w:cs="Avenir Next" w:eastAsia="Avenir Next"/>
           <w:b/>
           <w:color w:val="003A70"/>
+          <w:sz w:val="22"/>
+          <w:szCs w:val="19"/>
+        </w:rPr>
+        <w:t xml:space="preserve">Step 3</w:t>
+      </w:r>
+      <w:r>
+        <w:rPr>
+          <w:rFonts w:ascii="Avenir Next" w:hAnsi="Avenir Next" w:cs="Avenir Next" w:eastAsia="Avenir Next"/>
+          <w:color w:val="1A1A1A"/>
           <w:sz w:val="19"/>
           <w:szCs w:val="19"/>
         </w:rPr>
-        <w:t xml:space="preserve">Step 3</w:t>
-      </w:r>
-      <w:r>
-        <w:rPr>
-          <w:rFonts w:ascii="Avenir Next" w:hAnsi="Avenir Next" w:cs="Avenir Next" w:eastAsia="Avenir Next"/>
-          <w:color w:val="1A1A1A"/>
-          <w:sz w:val="19"/>
-          <w:szCs w:val="19"/>
-        </w:rPr>
         <w:tab/>
       </w:r>
       <w:r>
         <w:rPr>
           <w:rFonts w:ascii="Avenir Next" w:hAnsi="Avenir Next" w:cs="Avenir Next" w:eastAsia="Avenir Next"/>
           <w:color w:val="1A1A1A"/>
-          <w:sz w:val="21"/>
+          <w:sz w:val="22"/>
           <w:szCs w:val="21"/>
         </w:rPr>
         <w:t xml:space="preserve">2 × 15 = 30.</w:t>
@@ -2336,18 +2354,18 @@
           <w:rFonts w:ascii="Avenir Next" w:hAnsi="Avenir Next" w:cs="Avenir Next" w:eastAsia="Avenir Next"/>
           <w:b/>
           <w:color w:val="1A1A1A"/>
+          <w:sz w:val="22"/>
+          <w:szCs w:val="21"/>
+        </w:rPr>
+        <w:t xml:space="preserve">Answer</w:t>
+      </w:r>
+      <w:r>
+        <w:rPr>
+          <w:rFonts w:ascii="Avenir Next" w:hAnsi="Avenir Next" w:cs="Avenir Next" w:eastAsia="Avenir Next"/>
+          <w:color w:val="1A1A1A"/>
           <w:sz w:val="21"/>
           <w:szCs w:val="21"/>
         </w:rPr>
-        <w:t xml:space="preserve">Answer</w:t>
-      </w:r>
-      <w:r>
-        <w:rPr>
-          <w:rFonts w:ascii="Avenir Next" w:hAnsi="Avenir Next" w:cs="Avenir Next" w:eastAsia="Avenir Next"/>
-          <w:color w:val="1A1A1A"/>
-          <w:sz w:val="21"/>
-          <w:szCs w:val="21"/>
-        </w:rPr>
         <w:tab/>
       </w:r>
       <w:r>
@@ -2355,7 +2373,7 @@
           <w:rFonts w:ascii="Avenir Next" w:hAnsi="Avenir Next" w:cs="Avenir Next" w:eastAsia="Avenir Next"/>
           <w:b/>
           <w:color w:val="1A1A1A"/>
-          <w:sz w:val="21"/>
+          <w:sz w:val="22"/>
           <w:szCs w:val="21"/>
         </w:rPr>
         <w:t xml:space="preserve">30</w:t>
@@ -2363,6 +2381,7 @@
     </w:p>
     <w:p>
       <w:pPr>
+        <w:pStyle w:val="Heading2"/>
         <w:keepNext/>
         <w:pBdr>
           <w:bottom w:val="single" w:sz="8" w:space="3" w:color="003A70"/>
@@ -2378,7 +2397,7 @@
           <w:b/>
           <w:color w:val="003A70"/>
           <w:spacing w:val="14"/>
-          <w:sz w:val="19"/>
+          <w:sz w:val="22"/>
           <w:szCs w:val="19"/>
         </w:rPr>
         <w:t xml:space="preserve">TRY IT WITH HELP</w:t>
@@ -2397,7 +2416,7 @@
           <w:rFonts w:ascii="Avenir Next" w:hAnsi="Avenir Next" w:cs="Avenir Next" w:eastAsia="Avenir Next"/>
           <w:i/>
           <w:color w:val="5A5F66"/>
-          <w:sz w:val="17"/>
+          <w:sz w:val="22"/>
           <w:szCs w:val="17"/>
         </w:rPr>
         <w:t xml:space="preserve">fill in each step</w:t>
@@ -2455,25 +2474,25 @@
           <w:rFonts w:ascii="Avenir Next" w:hAnsi="Avenir Next" w:cs="Avenir Next" w:eastAsia="Avenir Next"/>
           <w:b/>
           <w:color w:val="003A70"/>
+          <w:sz w:val="22"/>
+          <w:szCs w:val="18"/>
+        </w:rPr>
+        <w:t xml:space="preserve">Step 1</w:t>
+      </w:r>
+      <w:r>
+        <w:rPr>
+          <w:rFonts w:ascii="Avenir Next" w:hAnsi="Avenir Next" w:cs="Avenir Next" w:eastAsia="Avenir Next"/>
+          <w:color w:val="1A1A1A"/>
           <w:sz w:val="18"/>
           <w:szCs w:val="18"/>
         </w:rPr>
-        <w:t xml:space="preserve">Step 1</w:t>
-      </w:r>
-      <w:r>
-        <w:rPr>
-          <w:rFonts w:ascii="Avenir Next" w:hAnsi="Avenir Next" w:cs="Avenir Next" w:eastAsia="Avenir Next"/>
-          <w:color w:val="1A1A1A"/>
-          <w:sz w:val="18"/>
-          <w:szCs w:val="18"/>
-        </w:rPr>
         <w:tab/>
       </w:r>
       <w:r>
         <w:rPr>
           <w:rFonts w:ascii="Avenir Next" w:hAnsi="Avenir Next" w:cs="Avenir Next" w:eastAsia="Avenir Next"/>
           <w:color w:val="1A1A1A"/>
-          <w:sz w:val="21"/>
+          <w:sz w:val="22"/>
           <w:szCs w:val="21"/>
         </w:rPr>
         <w:t xml:space="preserve">20 − 3 = </w:t>
@@ -2503,18 +2522,18 @@
           <w:rFonts w:ascii="Avenir Next" w:hAnsi="Avenir Next" w:cs="Avenir Next" w:eastAsia="Avenir Next"/>
           <w:b/>
           <w:color w:val="003A70"/>
+          <w:sz w:val="22"/>
+          <w:szCs w:val="18"/>
+        </w:rPr>
+        <w:t xml:space="preserve">Step 2</w:t>
+      </w:r>
+      <w:r>
+        <w:rPr>
+          <w:rFonts w:ascii="Avenir Next" w:hAnsi="Avenir Next" w:cs="Avenir Next" w:eastAsia="Avenir Next"/>
+          <w:color w:val="1A1A1A"/>
           <w:sz w:val="18"/>
           <w:szCs w:val="18"/>
         </w:rPr>
-        <w:t xml:space="preserve">Step 2</w:t>
-      </w:r>
-      <w:r>
-        <w:rPr>
-          <w:rFonts w:ascii="Avenir Next" w:hAnsi="Avenir Next" w:cs="Avenir Next" w:eastAsia="Avenir Next"/>
-          <w:color w:val="1A1A1A"/>
-          <w:sz w:val="18"/>
-          <w:szCs w:val="18"/>
-        </w:rPr>
         <w:tab/>
       </w:r>
       <w:r>
@@ -2531,7 +2550,7 @@
         <w:rPr>
           <w:rFonts w:ascii="Avenir Next" w:hAnsi="Avenir Next" w:cs="Avenir Next" w:eastAsia="Avenir Next"/>
           <w:color w:val="1A1A1A"/>
-          <w:sz w:val="21"/>
+          <w:sz w:val="22"/>
           <w:szCs w:val="21"/>
         </w:rPr>
         <w:t xml:space="preserve"> × 4</w:t>
@@ -2551,25 +2570,25 @@
           <w:rFonts w:ascii="Avenir Next" w:hAnsi="Avenir Next" w:cs="Avenir Next" w:eastAsia="Avenir Next"/>
           <w:b/>
           <w:color w:val="003A70"/>
+          <w:sz w:val="22"/>
+          <w:szCs w:val="18"/>
+        </w:rPr>
+        <w:t xml:space="preserve">Step 3</w:t>
+      </w:r>
+      <w:r>
+        <w:rPr>
+          <w:rFonts w:ascii="Avenir Next" w:hAnsi="Avenir Next" w:cs="Avenir Next" w:eastAsia="Avenir Next"/>
+          <w:color w:val="1A1A1A"/>
           <w:sz w:val="18"/>
           <w:szCs w:val="18"/>
         </w:rPr>
-        <w:t xml:space="preserve">Step 3</w:t>
-      </w:r>
-      <w:r>
-        <w:rPr>
-          <w:rFonts w:ascii="Avenir Next" w:hAnsi="Avenir Next" w:cs="Avenir Next" w:eastAsia="Avenir Next"/>
-          <w:color w:val="1A1A1A"/>
-          <w:sz w:val="18"/>
-          <w:szCs w:val="18"/>
-        </w:rPr>
         <w:tab/>
       </w:r>
       <w:r>
         <w:rPr>
           <w:rFonts w:ascii="Avenir Next" w:hAnsi="Avenir Next" w:cs="Avenir Next" w:eastAsia="Avenir Next"/>
           <w:color w:val="1A1A1A"/>
-          <w:sz w:val="21"/>
+          <w:sz w:val="22"/>
           <w:szCs w:val="21"/>
         </w:rPr>
         <w:t xml:space="preserve">17 × 4 = </w:t>
@@ -2642,25 +2661,25 @@
           <w:rFonts w:ascii="Avenir Next" w:hAnsi="Avenir Next" w:cs="Avenir Next" w:eastAsia="Avenir Next"/>
           <w:b/>
           <w:color w:val="003A70"/>
+          <w:sz w:val="22"/>
+          <w:szCs w:val="18"/>
+        </w:rPr>
+        <w:t xml:space="preserve">Step 1</w:t>
+      </w:r>
+      <w:r>
+        <w:rPr>
+          <w:rFonts w:ascii="Avenir Next" w:hAnsi="Avenir Next" w:cs="Avenir Next" w:eastAsia="Avenir Next"/>
+          <w:color w:val="1A1A1A"/>
           <w:sz w:val="18"/>
           <w:szCs w:val="18"/>
         </w:rPr>
-        <w:t xml:space="preserve">Step 1</w:t>
-      </w:r>
-      <w:r>
-        <w:rPr>
-          <w:rFonts w:ascii="Avenir Next" w:hAnsi="Avenir Next" w:cs="Avenir Next" w:eastAsia="Avenir Next"/>
-          <w:color w:val="1A1A1A"/>
-          <w:sz w:val="18"/>
-          <w:szCs w:val="18"/>
-        </w:rPr>
         <w:tab/>
       </w:r>
       <w:r>
         <w:rPr>
           <w:rFonts w:ascii="Avenir Next" w:hAnsi="Avenir Next" w:cs="Avenir Next" w:eastAsia="Avenir Next"/>
           <w:color w:val="1A1A1A"/>
-          <w:sz w:val="21"/>
+          <w:sz w:val="22"/>
           <w:szCs w:val="21"/>
         </w:rPr>
         <w:t xml:space="preserve">4 + 2 = </w:t>
@@ -2690,35 +2709,35 @@
           <w:rFonts w:ascii="Avenir Next" w:hAnsi="Avenir Next" w:cs="Avenir Next" w:eastAsia="Avenir Next"/>
           <w:b/>
           <w:color w:val="003A70"/>
+          <w:sz w:val="22"/>
+          <w:szCs w:val="18"/>
+        </w:rPr>
+        <w:t xml:space="preserve">Step 2</w:t>
+      </w:r>
+      <w:r>
+        <w:rPr>
+          <w:rFonts w:ascii="Avenir Next" w:hAnsi="Avenir Next" w:cs="Avenir Next" w:eastAsia="Avenir Next"/>
+          <w:color w:val="1A1A1A"/>
           <w:sz w:val="18"/>
           <w:szCs w:val="18"/>
         </w:rPr>
-        <w:t xml:space="preserve">Step 2</w:t>
-      </w:r>
-      <w:r>
-        <w:rPr>
-          <w:rFonts w:ascii="Avenir Next" w:hAnsi="Avenir Next" w:cs="Avenir Next" w:eastAsia="Avenir Next"/>
-          <w:color w:val="1A1A1A"/>
-          <w:sz w:val="18"/>
-          <w:szCs w:val="18"/>
-        </w:rPr>
         <w:tab/>
       </w:r>
       <w:r>
         <w:rPr>
           <w:rFonts w:ascii="Avenir Next" w:hAnsi="Avenir Next" w:cs="Avenir Next" w:eastAsia="Avenir Next"/>
           <w:color w:val="1A1A1A"/>
+          <w:sz w:val="22"/>
+          <w:szCs w:val="21"/>
+        </w:rPr>
+        <w:t xml:space="preserve">30 − </w:t>
+      </w:r>
+      <w:r>
+        <w:rPr>
+          <w:rFonts w:ascii="Avenir Next" w:hAnsi="Avenir Next" w:cs="Avenir Next" w:eastAsia="Avenir Next"/>
+          <w:color w:val="1A1A1A"/>
           <w:sz w:val="21"/>
           <w:szCs w:val="21"/>
-        </w:rPr>
-        <w:t xml:space="preserve">30 − </w:t>
-      </w:r>
-      <w:r>
-        <w:rPr>
-          <w:rFonts w:ascii="Avenir Next" w:hAnsi="Avenir Next" w:cs="Avenir Next" w:eastAsia="Avenir Next"/>
-          <w:color w:val="1A1A1A"/>
-          <w:sz w:val="21"/>
-          <w:szCs w:val="21"/>
           <w:u w:val="single"/>
         </w:rPr>
         <w:t xml:space="preserve">                </w:t>
@@ -2727,7 +2746,7 @@
         <w:rPr>
           <w:rFonts w:ascii="Avenir Next" w:hAnsi="Avenir Next" w:cs="Avenir Next" w:eastAsia="Avenir Next"/>
           <w:color w:val="1A1A1A"/>
-          <w:sz w:val="21"/>
+          <w:sz w:val="22"/>
           <w:szCs w:val="21"/>
         </w:rPr>
         <w:t xml:space="preserve"> × 3</w:t>
@@ -2747,35 +2766,35 @@
           <w:rFonts w:ascii="Avenir Next" w:hAnsi="Avenir Next" w:cs="Avenir Next" w:eastAsia="Avenir Next"/>
           <w:b/>
           <w:color w:val="003A70"/>
+          <w:sz w:val="22"/>
+          <w:szCs w:val="18"/>
+        </w:rPr>
+        <w:t xml:space="preserve">Step 3</w:t>
+      </w:r>
+      <w:r>
+        <w:rPr>
+          <w:rFonts w:ascii="Avenir Next" w:hAnsi="Avenir Next" w:cs="Avenir Next" w:eastAsia="Avenir Next"/>
+          <w:color w:val="1A1A1A"/>
           <w:sz w:val="18"/>
           <w:szCs w:val="18"/>
         </w:rPr>
-        <w:t xml:space="preserve">Step 3</w:t>
-      </w:r>
-      <w:r>
-        <w:rPr>
-          <w:rFonts w:ascii="Avenir Next" w:hAnsi="Avenir Next" w:cs="Avenir Next" w:eastAsia="Avenir Next"/>
-          <w:color w:val="1A1A1A"/>
-          <w:sz w:val="18"/>
-          <w:szCs w:val="18"/>
-        </w:rPr>
         <w:tab/>
       </w:r>
       <w:r>
         <w:rPr>
           <w:rFonts w:ascii="Avenir Next" w:hAnsi="Avenir Next" w:cs="Avenir Next" w:eastAsia="Avenir Next"/>
           <w:color w:val="1A1A1A"/>
+          <w:sz w:val="22"/>
+          <w:szCs w:val="21"/>
+        </w:rPr>
+        <w:t xml:space="preserve">30 − 18 = </w:t>
+      </w:r>
+      <w:r>
+        <w:rPr>
+          <w:rFonts w:ascii="Avenir Next" w:hAnsi="Avenir Next" w:cs="Avenir Next" w:eastAsia="Avenir Next"/>
+          <w:color w:val="1A1A1A"/>
           <w:sz w:val="21"/>
           <w:szCs w:val="21"/>
-        </w:rPr>
-        <w:t xml:space="preserve">30 − 18 = </w:t>
-      </w:r>
-      <w:r>
-        <w:rPr>
-          <w:rFonts w:ascii="Avenir Next" w:hAnsi="Avenir Next" w:cs="Avenir Next" w:eastAsia="Avenir Next"/>
-          <w:color w:val="1A1A1A"/>
-          <w:sz w:val="21"/>
-          <w:szCs w:val="21"/>
           <w:u w:val="single"/>
         </w:rPr>
         <w:t xml:space="preserve">                </w:t>
@@ -2788,6 +2807,7 @@
     </w:p>
     <w:p>
       <w:pPr>
+        <w:pStyle w:val="Heading2"/>
         <w:keepNext/>
         <w:pBdr>
           <w:bottom w:val="single" w:sz="8" w:space="3" w:color="003A70"/>
@@ -2803,7 +2823,7 @@
           <w:b/>
           <w:color w:val="003A70"/>
           <w:spacing w:val="14"/>
-          <w:sz w:val="19"/>
+          <w:sz w:val="22"/>
           <w:szCs w:val="19"/>
         </w:rPr>
         <w:t xml:space="preserve">YOUR TURN</w:t>
@@ -2822,7 +2842,7 @@
           <w:rFonts w:ascii="Avenir Next" w:hAnsi="Avenir Next" w:cs="Avenir Next" w:eastAsia="Avenir Next"/>
           <w:i/>
           <w:color w:val="5A5F66"/>
-          <w:sz w:val="17"/>
+          <w:sz w:val="22"/>
           <w:szCs w:val="17"/>
         </w:rPr>
         <w:t xml:space="preserve">use the steps on your own</w:t>
@@ -2994,7 +3014,7 @@
                       <w:szCs w:val="22"/>
                       <w:u w:val="single"/>
                     </w:rPr>
-                    <w:t xml:space="preserve">        </w:t>
+                    <w:t xml:space="preserve">            </w:t>
                   </w:r>
                 </w:p>
               </w:tc>
@@ -3056,7 +3076,7 @@
                       <w:szCs w:val="22"/>
                       <w:u w:val="single"/>
                     </w:rPr>
-                    <w:t xml:space="preserve">        </w:t>
+                    <w:t xml:space="preserve">            </w:t>
                   </w:r>
                 </w:p>
               </w:tc>
@@ -3118,7 +3138,7 @@
                       <w:szCs w:val="22"/>
                       <w:u w:val="single"/>
                     </w:rPr>
-                    <w:t xml:space="preserve">        </w:t>
+                    <w:t xml:space="preserve">            </w:t>
                   </w:r>
                 </w:p>
               </w:tc>
@@ -3186,7 +3206,7 @@
                       <w:szCs w:val="22"/>
                       <w:u w:val="single"/>
                     </w:rPr>
-                    <w:t xml:space="preserve">        </w:t>
+                    <w:t xml:space="preserve">            </w:t>
                   </w:r>
                 </w:p>
               </w:tc>
@@ -3248,7 +3268,7 @@
                       <w:szCs w:val="22"/>
                       <w:u w:val="single"/>
                     </w:rPr>
-                    <w:t xml:space="preserve">        </w:t>
+                    <w:t xml:space="preserve">            </w:t>
                   </w:r>
                 </w:p>
               </w:tc>
@@ -3310,7 +3330,7 @@
                       <w:szCs w:val="22"/>
                       <w:u w:val="single"/>
                     </w:rPr>
-                    <w:t xml:space="preserve">        </w:t>
+                    <w:t xml:space="preserve">            </w:t>
                   </w:r>
                 </w:p>
               </w:tc>
@@ -3331,6 +3351,7 @@
     </w:p>
     <w:p>
       <w:pPr>
+        <w:pStyle w:val="Heading2"/>
         <w:keepNext/>
         <w:pBdr>
           <w:bottom w:val="single" w:sz="8" w:space="3" w:color="003A70"/>
@@ -3346,7 +3367,7 @@
           <w:b/>
           <w:color w:val="003A70"/>
           <w:spacing w:val="14"/>
-          <w:sz w:val="19"/>
+          <w:sz w:val="22"/>
           <w:szCs w:val="19"/>
         </w:rPr>
         <w:t xml:space="preserve">READY CHECK</w:t>
@@ -3365,7 +3386,7 @@
           <w:rFonts w:ascii="Avenir Next" w:hAnsi="Avenir Next" w:cs="Avenir Next" w:eastAsia="Avenir Next"/>
           <w:i/>
           <w:color w:val="5A5F66"/>
-          <w:sz w:val="17"/>
+          <w:sz w:val="22"/>
           <w:szCs w:val="17"/>
         </w:rPr>
         <w:t xml:space="preserve">a problem like the one in today’s lesson</w:t>
@@ -3497,25 +3518,25 @@
                       <w:rFonts w:ascii="Avenir Next" w:hAnsi="Avenir Next" w:cs="Avenir Next" w:eastAsia="Avenir Next"/>
                       <w:b/>
                       <w:color w:val="003A70"/>
+                      <w:sz w:val="22"/>
+                      <w:szCs w:val="21"/>
+                    </w:rPr>
+                    <w:t xml:space="preserve">A</w:t>
+                  </w:r>
+                  <w:r>
+                    <w:rPr>
+                      <w:rFonts w:ascii="Avenir Next" w:hAnsi="Avenir Next" w:cs="Avenir Next" w:eastAsia="Avenir Next"/>
+                      <w:color w:val="1A1A1A"/>
                       <w:sz w:val="21"/>
                       <w:szCs w:val="21"/>
                     </w:rPr>
-                    <w:t xml:space="preserve">A</w:t>
-                  </w:r>
-                  <w:r>
-                    <w:rPr>
-                      <w:rFonts w:ascii="Avenir Next" w:hAnsi="Avenir Next" w:cs="Avenir Next" w:eastAsia="Avenir Next"/>
-                      <w:color w:val="1A1A1A"/>
-                      <w:sz w:val="21"/>
-                      <w:szCs w:val="21"/>
-                    </w:rPr>
                     <w:tab/>
                   </w:r>
                   <w:r>
                     <w:rPr>
                       <w:rFonts w:ascii="Avenir Next" w:hAnsi="Avenir Next" w:cs="Avenir Next" w:eastAsia="Avenir Next"/>
                       <w:color w:val="1A1A1A"/>
-                      <w:sz w:val="21"/>
+                      <w:sz w:val="22"/>
                       <w:szCs w:val="21"/>
                     </w:rPr>
                     <w:t xml:space="preserve">11</w:t>
@@ -3540,25 +3561,25 @@
                       <w:rFonts w:ascii="Avenir Next" w:hAnsi="Avenir Next" w:cs="Avenir Next" w:eastAsia="Avenir Next"/>
                       <w:b/>
                       <w:color w:val="003A70"/>
+                      <w:sz w:val="22"/>
+                      <w:szCs w:val="21"/>
+                    </w:rPr>
+                    <w:t xml:space="preserve">B</w:t>
+                  </w:r>
+                  <w:r>
+                    <w:rPr>
+                      <w:rFonts w:ascii="Avenir Next" w:hAnsi="Avenir Next" w:cs="Avenir Next" w:eastAsia="Avenir Next"/>
+                      <w:color w:val="1A1A1A"/>
                       <w:sz w:val="21"/>
                       <w:szCs w:val="21"/>
                     </w:rPr>
-                    <w:t xml:space="preserve">B</w:t>
-                  </w:r>
-                  <w:r>
-                    <w:rPr>
-                      <w:rFonts w:ascii="Avenir Next" w:hAnsi="Avenir Next" w:cs="Avenir Next" w:eastAsia="Avenir Next"/>
-                      <w:color w:val="1A1A1A"/>
-                      <w:sz w:val="21"/>
-                      <w:szCs w:val="21"/>
-                    </w:rPr>
                     <w:tab/>
                   </w:r>
                   <w:r>
                     <w:rPr>
                       <w:rFonts w:ascii="Avenir Next" w:hAnsi="Avenir Next" w:cs="Avenir Next" w:eastAsia="Avenir Next"/>
                       <w:color w:val="1A1A1A"/>
-                      <w:sz w:val="21"/>
+                      <w:sz w:val="22"/>
                       <w:szCs w:val="21"/>
                     </w:rPr>
                     <w:t xml:space="preserve">15</w:t>
@@ -3583,25 +3604,25 @@
                       <w:rFonts w:ascii="Avenir Next" w:hAnsi="Avenir Next" w:cs="Avenir Next" w:eastAsia="Avenir Next"/>
                       <w:b/>
                       <w:color w:val="003A70"/>
+                      <w:sz w:val="22"/>
+                      <w:szCs w:val="21"/>
+                    </w:rPr>
+                    <w:t xml:space="preserve">C</w:t>
+                  </w:r>
+                  <w:r>
+                    <w:rPr>
+                      <w:rFonts w:ascii="Avenir Next" w:hAnsi="Avenir Next" w:cs="Avenir Next" w:eastAsia="Avenir Next"/>
+                      <w:color w:val="1A1A1A"/>
                       <w:sz w:val="21"/>
                       <w:szCs w:val="21"/>
                     </w:rPr>
-                    <w:t xml:space="preserve">C</w:t>
-                  </w:r>
-                  <w:r>
-                    <w:rPr>
-                      <w:rFonts w:ascii="Avenir Next" w:hAnsi="Avenir Next" w:cs="Avenir Next" w:eastAsia="Avenir Next"/>
-                      <w:color w:val="1A1A1A"/>
-                      <w:sz w:val="21"/>
-                      <w:szCs w:val="21"/>
-                    </w:rPr>
                     <w:tab/>
                   </w:r>
                   <w:r>
                     <w:rPr>
                       <w:rFonts w:ascii="Avenir Next" w:hAnsi="Avenir Next" w:cs="Avenir Next" w:eastAsia="Avenir Next"/>
                       <w:color w:val="1A1A1A"/>
-                      <w:sz w:val="21"/>
+                      <w:sz w:val="22"/>
                       <w:szCs w:val="21"/>
                     </w:rPr>
                     <w:t xml:space="preserve">19</w:t>
@@ -3626,25 +3647,25 @@
                       <w:rFonts w:ascii="Avenir Next" w:hAnsi="Avenir Next" w:cs="Avenir Next" w:eastAsia="Avenir Next"/>
                       <w:b/>
                       <w:color w:val="003A70"/>
+                      <w:sz w:val="22"/>
+                      <w:szCs w:val="21"/>
+                    </w:rPr>
+                    <w:t xml:space="preserve">D</w:t>
+                  </w:r>
+                  <w:r>
+                    <w:rPr>
+                      <w:rFonts w:ascii="Avenir Next" w:hAnsi="Avenir Next" w:cs="Avenir Next" w:eastAsia="Avenir Next"/>
+                      <w:color w:val="1A1A1A"/>
                       <w:sz w:val="21"/>
                       <w:szCs w:val="21"/>
                     </w:rPr>
-                    <w:t xml:space="preserve">D</w:t>
-                  </w:r>
-                  <w:r>
-                    <w:rPr>
-                      <w:rFonts w:ascii="Avenir Next" w:hAnsi="Avenir Next" w:cs="Avenir Next" w:eastAsia="Avenir Next"/>
-                      <w:color w:val="1A1A1A"/>
-                      <w:sz w:val="21"/>
-                      <w:szCs w:val="21"/>
-                    </w:rPr>
                     <w:tab/>
                   </w:r>
                   <w:r>
                     <w:rPr>
                       <w:rFonts w:ascii="Avenir Next" w:hAnsi="Avenir Next" w:cs="Avenir Next" w:eastAsia="Avenir Next"/>
                       <w:color w:val="1A1A1A"/>
-                      <w:sz w:val="21"/>
+                      <w:sz w:val="22"/>
                       <w:szCs w:val="21"/>
                     </w:rPr>
                     <w:t xml:space="preserve">24</w:t>
@@ -3693,19 +3714,42 @@
         <w:tblLook w:val="0000" w:firstRow="0" w:lastRow="0" w:firstColumn="0" w:lastColumn="0" w:noHBand="1" w:noVBand="1"/>
       </w:tblPr>
       <w:tblGrid>
-        <w:gridCol w:w="2000"/>
-        <w:gridCol w:w="2300"/>
-        <w:gridCol w:w="2100"/>
-        <w:gridCol w:w="3104"/>
+        <w:gridCol w:w="1750"/>
+        <w:gridCol w:w="2500"/>
+        <w:gridCol w:w="2200"/>
+        <w:gridCol w:w="3054"/>
       </w:tblGrid>
       <w:tr>
         <w:trPr>
           <w:cantSplit/>
-          <w:trHeight w:val="320" w:hRule="atLeast"/>
+          <w:trHeight w:val="300" w:hRule="atLeast"/>
         </w:trPr>
         <w:tc>
           <w:tcPr>
-            <w:tcW w:w="2000" w:type="dxa"/>
+            <w:tcW w:w="1750" w:type="dxa"/>
+            <w:vAlign w:val="center"/>
+          </w:tcPr>
+          <w:p>
+            <w:pPr>
+              <w:pStyle w:val="Heading2"/>
+              <w:spacing w:before="0" w:after="0" w:line="240" w:lineRule="auto"/>
+            </w:pPr>
+            <w:r>
+              <w:rPr>
+                <w:rFonts w:ascii="Avenir Next" w:hAnsi="Avenir Next" w:cs="Avenir Next" w:eastAsia="Avenir Next"/>
+                <w:b/>
+                <w:color w:val="003A70"/>
+                <w:spacing w:val="12"/>
+                <w:sz w:val="15"/>
+                <w:szCs w:val="15"/>
+              </w:rPr>
+              <w:t xml:space="preserve">CHECK YOURSELF</w:t>
+            </w:r>
+          </w:p>
+        </w:tc>
+        <w:tc>
+          <w:tcPr>
+            <w:tcW w:w="2500" w:type="dxa"/>
             <w:vAlign w:val="center"/>
           </w:tcPr>
           <w:p>
@@ -3714,20 +3758,27 @@
             </w:pPr>
             <w:r>
               <w:rPr>
-                <w:rFonts w:ascii="Avenir Next" w:hAnsi="Avenir Next" w:cs="Avenir Next" w:eastAsia="Avenir Next"/>
-                <w:b/>
-                <w:color w:val="003A70"/>
-                <w:spacing w:val="12"/>
-                <w:sz w:val="15"/>
-                <w:szCs w:val="15"/>
-              </w:rPr>
-              <w:t xml:space="preserve">CHECK YOURSELF</w:t>
+                <w:rFonts w:ascii="Arial" w:hAnsi="Arial" w:cs="Arial" w:eastAsia="Arial"/>
+                <w:color w:val="1A1A1A"/>
+                <w:sz w:val="20"/>
+                <w:szCs w:val="20"/>
+              </w:rPr>
+              <w:t xml:space="preserve">□</w:t>
+            </w:r>
+            <w:r>
+              <w:rPr>
+                <w:rFonts w:ascii="Avenir Next" w:hAnsi="Avenir Next" w:cs="Avenir Next" w:eastAsia="Avenir Next"/>
+                <w:color w:val="1A1A1A"/>
+                <w:sz w:val="17"/>
+                <w:szCs w:val="17"/>
+              </w:rPr>
+              <w:t xml:space="preserve">  I can do this on my own</w:t>
             </w:r>
           </w:p>
         </w:tc>
         <w:tc>
           <w:tcPr>
-            <w:tcW w:w="2300" w:type="dxa"/>
+            <w:tcW w:w="2200" w:type="dxa"/>
             <w:vAlign w:val="center"/>
           </w:tcPr>
           <w:p>
@@ -3738,8 +3789,8 @@
               <w:rPr>
                 <w:rFonts w:ascii="Arial" w:hAnsi="Arial" w:cs="Arial" w:eastAsia="Arial"/>
                 <w:color w:val="1A1A1A"/>
-                <w:sz w:val="24"/>
-                <w:szCs w:val="24"/>
+                <w:sz w:val="20"/>
+                <w:szCs w:val="20"/>
               </w:rPr>
               <w:t xml:space="preserve">□</w:t>
             </w:r>
@@ -3750,13 +3801,13 @@
                 <w:sz w:val="17"/>
                 <w:szCs w:val="17"/>
               </w:rPr>
-              <w:t xml:space="preserve">  I can do this on my own</w:t>
+              <w:t xml:space="preserve">  I need a little help</w:t>
             </w:r>
           </w:p>
         </w:tc>
         <w:tc>
           <w:tcPr>
-            <w:tcW w:w="2100" w:type="dxa"/>
+            <w:tcW w:w="3054" w:type="dxa"/>
             <w:vAlign w:val="center"/>
           </w:tcPr>
           <w:p>
@@ -3767,37 +3818,8 @@
               <w:rPr>
                 <w:rFonts w:ascii="Arial" w:hAnsi="Arial" w:cs="Arial" w:eastAsia="Arial"/>
                 <w:color w:val="1A1A1A"/>
-                <w:sz w:val="24"/>
-                <w:szCs w:val="24"/>
-              </w:rPr>
-              <w:t xml:space="preserve">□</w:t>
-            </w:r>
-            <w:r>
-              <w:rPr>
-                <w:rFonts w:ascii="Avenir Next" w:hAnsi="Avenir Next" w:cs="Avenir Next" w:eastAsia="Avenir Next"/>
-                <w:color w:val="1A1A1A"/>
-                <w:sz w:val="17"/>
-                <w:szCs w:val="17"/>
-              </w:rPr>
-              <w:t xml:space="preserve">  I need a little help</w:t>
-            </w:r>
-          </w:p>
-        </w:tc>
-        <w:tc>
-          <w:tcPr>
-            <w:tcW w:w="3104" w:type="dxa"/>
-            <w:vAlign w:val="center"/>
-          </w:tcPr>
-          <w:p>
-            <w:pPr>
-              <w:spacing w:before="0" w:after="0" w:line="240" w:lineRule="auto"/>
-            </w:pPr>
-            <w:r>
-              <w:rPr>
-                <w:rFonts w:ascii="Arial" w:hAnsi="Arial" w:cs="Arial" w:eastAsia="Arial"/>
-                <w:color w:val="1A1A1A"/>
-                <w:sz w:val="24"/>
-                <w:szCs w:val="24"/>
+                <w:sz w:val="20"/>
+                <w:szCs w:val="20"/>
               </w:rPr>
               <w:t xml:space="preserve">□</w:t>
             </w:r>
@@ -3832,7 +3854,7 @@
     <w:sectPr>
       <w:footerReference w:type="default" r:id="rIdFooter1"/>
       <w:pgSz w:w="12240" w:h="15840"/>
-      <w:pgMar w:top="893" w:right="1224" w:bottom="835" w:left="1512" w:header="432" w:footer="432" w:gutter="0"/>
+      <w:pgMar w:top="780" w:right="1224" w:bottom="760" w:left="1512" w:header="432" w:footer="432" w:gutter="0"/>
       <w:cols w:space="720"/>
     </w:sectPr>
   </w:body>
@@ -3912,7 +3934,106 @@
               <w:sz w:val="15"/>
               <w:szCs w:val="15"/>
             </w:rPr>
-            <w:t xml:space="preserve">Lesson 6-4  ·  Session 2  ·  Prerequisite Practice A</w:t>
+            <w:t xml:space="preserve">6-4 · Page </w:t>
+          </w:r>
+          <w:r>
+            <w:rPr>
+              <w:rFonts w:ascii="Avenir Next" w:hAnsi="Avenir Next" w:cs="Avenir Next" w:eastAsia="Avenir Next"/>
+              <w:color w:val="5A5F66"/>
+              <w:sz w:val="15"/>
+              <w:szCs w:val="15"/>
+            </w:rPr>
+            <w:fldChar w:fldCharType="begin"/>
+          </w:r>
+          <w:r>
+            <w:rPr>
+              <w:rFonts w:ascii="Avenir Next" w:hAnsi="Avenir Next" w:cs="Avenir Next" w:eastAsia="Avenir Next"/>
+              <w:color w:val="5A5F66"/>
+              <w:sz w:val="15"/>
+              <w:szCs w:val="15"/>
+            </w:rPr>
+            <w:instrText xml:space="preserve"> PAGE </w:instrText>
+          </w:r>
+          <w:r>
+            <w:rPr>
+              <w:rFonts w:ascii="Avenir Next" w:hAnsi="Avenir Next" w:cs="Avenir Next" w:eastAsia="Avenir Next"/>
+              <w:color w:val="5A5F66"/>
+              <w:sz w:val="15"/>
+              <w:szCs w:val="15"/>
+            </w:rPr>
+            <w:fldChar w:fldCharType="separate"/>
+          </w:r>
+          <w:r>
+            <w:rPr>
+              <w:rFonts w:ascii="Avenir Next" w:hAnsi="Avenir Next" w:cs="Avenir Next" w:eastAsia="Avenir Next"/>
+              <w:color w:val="5A5F66"/>
+              <w:sz w:val="15"/>
+              <w:szCs w:val="15"/>
+            </w:rPr>
+            <w:t xml:space="preserve">1</w:t>
+          </w:r>
+          <w:r>
+            <w:rPr>
+              <w:rFonts w:ascii="Avenir Next" w:hAnsi="Avenir Next" w:cs="Avenir Next" w:eastAsia="Avenir Next"/>
+              <w:color w:val="5A5F66"/>
+              <w:sz w:val="15"/>
+              <w:szCs w:val="15"/>
+            </w:rPr>
+            <w:fldChar w:fldCharType="end"/>
+          </w:r>
+          <w:r>
+            <w:rPr>
+              <w:rFonts w:ascii="Avenir Next" w:hAnsi="Avenir Next" w:cs="Avenir Next" w:eastAsia="Avenir Next"/>
+              <w:color w:val="5A5F66"/>
+              <w:sz w:val="15"/>
+              <w:szCs w:val="15"/>
+            </w:rPr>
+            <w:t xml:space="preserve"> of </w:t>
+          </w:r>
+          <w:r>
+            <w:rPr>
+              <w:rFonts w:ascii="Avenir Next" w:hAnsi="Avenir Next" w:cs="Avenir Next" w:eastAsia="Avenir Next"/>
+              <w:color w:val="5A5F66"/>
+              <w:sz w:val="15"/>
+              <w:szCs w:val="15"/>
+            </w:rPr>
+            <w:fldChar w:fldCharType="begin"/>
+          </w:r>
+          <w:r>
+            <w:rPr>
+              <w:rFonts w:ascii="Avenir Next" w:hAnsi="Avenir Next" w:cs="Avenir Next" w:eastAsia="Avenir Next"/>
+              <w:color w:val="5A5F66"/>
+              <w:sz w:val="15"/>
+              <w:szCs w:val="15"/>
+            </w:rPr>
+            <w:instrText xml:space="preserve"> NUMPAGES </w:instrText>
+          </w:r>
+          <w:r>
+            <w:rPr>
+              <w:rFonts w:ascii="Avenir Next" w:hAnsi="Avenir Next" w:cs="Avenir Next" w:eastAsia="Avenir Next"/>
+              <w:color w:val="5A5F66"/>
+              <w:sz w:val="15"/>
+              <w:szCs w:val="15"/>
+            </w:rPr>
+            <w:fldChar w:fldCharType="separate"/>
+          </w:r>
+          <w:r>
+            <w:rPr>
+              <w:rFonts w:ascii="Avenir Next" w:hAnsi="Avenir Next" w:cs="Avenir Next" w:eastAsia="Avenir Next"/>
+              <w:color w:val="5A5F66"/>
+              <w:sz w:val="15"/>
+              <w:szCs w:val="15"/>
+            </w:rPr>
+            <w:t xml:space="preserve">1</w:t>
+          </w:r>
+          <w:r>
+            <w:rPr>
+              <w:rFonts w:ascii="Avenir Next" w:hAnsi="Avenir Next" w:cs="Avenir Next" w:eastAsia="Avenir Next"/>
+              <w:color w:val="5A5F66"/>
+              <w:sz w:val="15"/>
+              <w:szCs w:val="15"/>
+            </w:rPr>
+            <w:fldChar w:fldCharType="end"/>
           </w:r>
         </w:p>
       </w:tc>
@@ -3955,5 +4076,23 @@
       </w:tblCellMar>
     </w:tblPr>
   </w:style>
+  <w:style w:type="paragraph" w:styleId="Heading1">
+    <w:name w:val="heading 1"/>
+    <w:basedOn w:val="Normal"/>
+    <w:pPr>
+      <w:outlineLvl w:val="0"/>
+      <w:keepNext w:val="0"/>
+      <w:keepLines w:val="0"/>
+    </w:pPr>
+  </w:style>
+  <w:style w:type="paragraph" w:styleId="Heading2">
+    <w:name w:val="heading 2"/>
+    <w:basedOn w:val="Normal"/>
+    <w:pPr>
+      <w:outlineLvl w:val="1"/>
+      <w:keepNext w:val="0"/>
+      <w:keepLines w:val="0"/>
+    </w:pPr>
+  </w:style>
 </w:styles>
 </file>